--- a/guj/docx/64.content.docx
+++ b/guj/docx/64.content.docx
@@ -600,6 +600,21 @@
           <w:b/>
           <w:lang w:val="gu_IN" w:bidi="gu_IN"/>
         </w:rPr>
+        <w:t>ὁ πρεσβύτερος</w:t>
+      </w:r>
+    </w:p>
+    <w:p>
+      <w:pPr/>
+      <w:r>
+        <w:rPr>
+          <w:lang w:val="gu_IN" w:bidi="gu_IN"/>
+        </w:rPr>
+      </w:r>
+      <w:r>
+        <w:rPr>
+          <w:b/>
+          <w:lang w:val="gu_IN" w:bidi="gu_IN"/>
+        </w:rPr>
         <w:t>"વડીલ"</w:t>
       </w:r>
     </w:p>
@@ -688,6 +703,21 @@
           <w:b/>
           <w:lang w:val="gu_IN" w:bidi="gu_IN"/>
         </w:rPr>
+        <w:t>Γαΐῳ</w:t>
+      </w:r>
+    </w:p>
+    <w:p>
+      <w:pPr/>
+      <w:r>
+        <w:rPr>
+          <w:lang w:val="gu_IN" w:bidi="gu_IN"/>
+        </w:rPr>
+      </w:r>
+      <w:r>
+        <w:rPr>
+          <w:b/>
+          <w:lang w:val="gu_IN" w:bidi="gu_IN"/>
+        </w:rPr>
         <w:t>"ગાયસ"</w:t>
       </w:r>
     </w:p>
@@ -889,6 +919,21 @@
           <w:b/>
           <w:lang w:val="gu_IN" w:bidi="gu_IN"/>
         </w:rPr>
+        <w:t>ἀδελφῶν</w:t>
+      </w:r>
+    </w:p>
+    <w:p>
+      <w:pPr/>
+      <w:r>
+        <w:rPr>
+          <w:lang w:val="gu_IN" w:bidi="gu_IN"/>
+        </w:rPr>
+      </w:r>
+      <w:r>
+        <w:rPr>
+          <w:b/>
+          <w:lang w:val="gu_IN" w:bidi="gu_IN"/>
+        </w:rPr>
         <w:t>"જ્યારે ભાઈઓ આવ્યા"</w:t>
       </w:r>
     </w:p>
@@ -1040,6 +1085,21 @@
           <w:b/>
           <w:lang w:val="gu_IN" w:bidi="gu_IN"/>
         </w:rPr>
+        <w:t>τὰ ἐμὰ τέκνα</w:t>
+      </w:r>
+    </w:p>
+    <w:p>
+      <w:pPr/>
+      <w:r>
+        <w:rPr>
+          <w:lang w:val="gu_IN" w:bidi="gu_IN"/>
+        </w:rPr>
+      </w:r>
+      <w:r>
+        <w:rPr>
+          <w:b/>
+          <w:lang w:val="gu_IN" w:bidi="gu_IN"/>
+        </w:rPr>
         <w:t>"મારા બાળકો"</w:t>
       </w:r>
     </w:p>
@@ -1115,6 +1175,21 @@
           <w:b/>
           <w:lang w:val="gu_IN" w:bidi="gu_IN"/>
         </w:rPr>
+        <w:t>τοὺς ἀδελφοὺς</w:t>
+      </w:r>
+    </w:p>
+    <w:p>
+      <w:pPr/>
+      <w:r>
+        <w:rPr>
+          <w:lang w:val="gu_IN" w:bidi="gu_IN"/>
+        </w:rPr>
+      </w:r>
+      <w:r>
+        <w:rPr>
+          <w:b/>
+          <w:lang w:val="gu_IN" w:bidi="gu_IN"/>
+        </w:rPr>
         <w:t>"બાબત &amp; જ્યારેપણ તું કાર્ય કરે છે ભાઈઓ માટે અને આ અજાણ્યાઓ માટે"</w:t>
       </w:r>
     </w:p>
@@ -1178,6 +1253,21 @@
           <w:b/>
           <w:lang w:val="gu_IN" w:bidi="gu_IN"/>
         </w:rPr>
+        <w:t>ὑπὲρ &amp; τοῦ ὀνόματος</w:t>
+      </w:r>
+    </w:p>
+    <w:p>
+      <w:pPr/>
+      <w:r>
+        <w:rPr>
+          <w:lang w:val="gu_IN" w:bidi="gu_IN"/>
+        </w:rPr>
+      </w:r>
+      <w:r>
+        <w:rPr>
+          <w:b/>
+          <w:lang w:val="gu_IN" w:bidi="gu_IN"/>
+        </w:rPr>
         <w:t>"કેમ કે તે નામની &amp; તેઓ બહાર નીકળ્યા છે"</w:t>
       </w:r>
     </w:p>
@@ -1266,6 +1356,21 @@
           <w:b/>
           <w:lang w:val="gu_IN" w:bidi="gu_IN"/>
         </w:rPr>
+        <w:t>μηδὲν λαμβάνοντες ἀπὸ τῶν ἐθνικῶν</w:t>
+      </w:r>
+    </w:p>
+    <w:p>
+      <w:pPr/>
+      <w:r>
+        <w:rPr>
+          <w:lang w:val="gu_IN" w:bidi="gu_IN"/>
+        </w:rPr>
+      </w:r>
+      <w:r>
+        <w:rPr>
+          <w:b/>
+          <w:lang w:val="gu_IN" w:bidi="gu_IN"/>
+        </w:rPr>
         <w:t>"કાંઈ પણ સ્વીકાર્યા વિના"</w:t>
       </w:r>
     </w:p>
@@ -1329,6 +1434,21 @@
           <w:b/>
           <w:lang w:val="gu_IN" w:bidi="gu_IN"/>
         </w:rPr>
+        <w:t>τῶν ἐθνικῶν</w:t>
+      </w:r>
+    </w:p>
+    <w:p>
+      <w:pPr/>
+      <w:r>
+        <w:rPr>
+          <w:lang w:val="gu_IN" w:bidi="gu_IN"/>
+        </w:rPr>
+      </w:r>
+      <w:r>
+        <w:rPr>
+          <w:b/>
+          <w:lang w:val="gu_IN" w:bidi="gu_IN"/>
+        </w:rPr>
         <w:t>"વિદેશીઓ"</w:t>
       </w:r>
     </w:p>
@@ -1468,6 +1588,21 @@
           <w:b/>
           <w:lang w:val="gu_IN" w:bidi="gu_IN"/>
         </w:rPr>
+        <w:t>τῇ ἀληθείᾳ</w:t>
+      </w:r>
+    </w:p>
+    <w:p>
+      <w:pPr/>
+      <w:r>
+        <w:rPr>
+          <w:lang w:val="gu_IN" w:bidi="gu_IN"/>
+        </w:rPr>
+      </w:r>
+      <w:r>
+        <w:rPr>
+          <w:b/>
+          <w:lang w:val="gu_IN" w:bidi="gu_IN"/>
+        </w:rPr>
         <w:t>"સત્યના માટે"</w:t>
       </w:r>
     </w:p>
@@ -1543,6 +1678,21 @@
           <w:b/>
           <w:lang w:val="gu_IN" w:bidi="gu_IN"/>
         </w:rPr>
+        <w:t>τῇ ἐκκλησίᾳ</w:t>
+      </w:r>
+    </w:p>
+    <w:p>
+      <w:pPr/>
+      <w:r>
+        <w:rPr>
+          <w:lang w:val="gu_IN" w:bidi="gu_IN"/>
+        </w:rPr>
+      </w:r>
+      <w:r>
+        <w:rPr>
+          <w:b/>
+          <w:lang w:val="gu_IN" w:bidi="gu_IN"/>
+        </w:rPr>
         <w:t>"મંડળીને"</w:t>
       </w:r>
     </w:p>
@@ -1751,6 +1901,21 @@
           <w:b/>
           <w:lang w:val="gu_IN" w:bidi="gu_IN"/>
         </w:rPr>
+        <w:t>οὐκ ἐπιδέχεται ἡμᾶς</w:t>
+      </w:r>
+    </w:p>
+    <w:p>
+      <w:pPr/>
+      <w:r>
+        <w:rPr>
+          <w:lang w:val="gu_IN" w:bidi="gu_IN"/>
+        </w:rPr>
+      </w:r>
+      <w:r>
+        <w:rPr>
+          <w:b/>
+          <w:lang w:val="gu_IN" w:bidi="gu_IN"/>
+        </w:rPr>
         <w:t>"દિયોત્રેફેસ, અમારો સ્વીકાર કરતો નથી"</w:t>
       </w:r>
     </w:p>
@@ -1833,6 +1998,21 @@
           <w:b/>
           <w:lang w:val="gu_IN" w:bidi="gu_IN"/>
         </w:rPr>
+        <w:t>ἡμᾶς</w:t>
+      </w:r>
+    </w:p>
+    <w:p>
+      <w:pPr/>
+      <w:r>
+        <w:rPr>
+          <w:lang w:val="gu_IN" w:bidi="gu_IN"/>
+        </w:rPr>
+      </w:r>
+      <w:r>
+        <w:rPr>
+          <w:b/>
+          <w:lang w:val="gu_IN" w:bidi="gu_IN"/>
+        </w:rPr>
         <w:t>"અમારો"</w:t>
       </w:r>
     </w:p>
@@ -1908,6 +2088,21 @@
           <w:b/>
           <w:lang w:val="gu_IN" w:bidi="gu_IN"/>
         </w:rPr>
+        <w:t>λόγοις πονηροῖς φλυαρῶν ἡμᾶς</w:t>
+      </w:r>
+    </w:p>
+    <w:p>
+      <w:pPr/>
+      <w:r>
+        <w:rPr>
+          <w:lang w:val="gu_IN" w:bidi="gu_IN"/>
+        </w:rPr>
+      </w:r>
+      <w:r>
+        <w:rPr>
+          <w:b/>
+          <w:lang w:val="gu_IN" w:bidi="gu_IN"/>
+        </w:rPr>
         <w:t>"તેઓને મંડળી બહાર મૂકે છે"</w:t>
       </w:r>
     </w:p>
@@ -1971,6 +2166,21 @@
           <w:b/>
           <w:lang w:val="gu_IN" w:bidi="gu_IN"/>
         </w:rPr>
+        <w:t>τοὺς ἀδελφοὺς</w:t>
+      </w:r>
+    </w:p>
+    <w:p>
+      <w:pPr/>
+      <w:r>
+        <w:rPr>
+          <w:lang w:val="gu_IN" w:bidi="gu_IN"/>
+        </w:rPr>
+      </w:r>
+      <w:r>
+        <w:rPr>
+          <w:b/>
+          <w:lang w:val="gu_IN" w:bidi="gu_IN"/>
+        </w:rPr>
         <w:t>"ભાઈઓનો સ્વીકાર &amp; તેઓને અટકાવી"</w:t>
       </w:r>
     </w:p>
@@ -2034,6 +2244,21 @@
           <w:b/>
           <w:lang w:val="gu_IN" w:bidi="gu_IN"/>
         </w:rPr>
+        <w:t>καὶ τοὺς βουλομένους κωλύει</w:t>
+      </w:r>
+    </w:p>
+    <w:p>
+      <w:pPr/>
+      <w:r>
+        <w:rPr>
+          <w:lang w:val="gu_IN" w:bidi="gu_IN"/>
+        </w:rPr>
+      </w:r>
+      <w:r>
+        <w:rPr>
+          <w:b/>
+          <w:lang w:val="gu_IN" w:bidi="gu_IN"/>
+        </w:rPr>
         <w:t>"સ્વીકાર &amp; જેઓ ઈચ્છુક છે તેઓને અટકાવી"</w:t>
       </w:r>
     </w:p>
@@ -2109,6 +2334,21 @@
           <w:b/>
           <w:lang w:val="gu_IN" w:bidi="gu_IN"/>
         </w:rPr>
+        <w:t>μὴ μιμοῦ τὸ κακὸν, ἀλλὰ τὸ ἀγαθόν</w:t>
+      </w:r>
+    </w:p>
+    <w:p>
+      <w:pPr/>
+      <w:r>
+        <w:rPr>
+          <w:lang w:val="gu_IN" w:bidi="gu_IN"/>
+        </w:rPr>
+      </w:r>
+      <w:r>
+        <w:rPr>
+          <w:b/>
+          <w:lang w:val="gu_IN" w:bidi="gu_IN"/>
+        </w:rPr>
         <w:t>"જે ભૂંડું છે તેનું નહિ &amp; જે સારું છે &amp; અનુસરણ કર"</w:t>
       </w:r>
     </w:p>
@@ -2172,6 +2412,21 @@
           <w:b/>
           <w:lang w:val="gu_IN" w:bidi="gu_IN"/>
         </w:rPr>
+        <w:t>ἀλλὰ τὸ ἀγαθόν</w:t>
+      </w:r>
+    </w:p>
+    <w:p>
+      <w:pPr/>
+      <w:r>
+        <w:rPr>
+          <w:lang w:val="gu_IN" w:bidi="gu_IN"/>
+        </w:rPr>
+      </w:r>
+      <w:r>
+        <w:rPr>
+          <w:b/>
+          <w:lang w:val="gu_IN" w:bidi="gu_IN"/>
+        </w:rPr>
         <w:t>"જે ભૂંડું છે તેનું &amp; પરંતુ જે સારું છે"</w:t>
       </w:r>
     </w:p>
@@ -2247,6 +2502,21 @@
           <w:b/>
           <w:lang w:val="gu_IN" w:bidi="gu_IN"/>
         </w:rPr>
+        <w:t>οὐχ ἑώρακεν τὸν Θεόν</w:t>
+      </w:r>
+    </w:p>
+    <w:p>
+      <w:pPr/>
+      <w:r>
+        <w:rPr>
+          <w:lang w:val="gu_IN" w:bidi="gu_IN"/>
+        </w:rPr>
+      </w:r>
+      <w:r>
+        <w:rPr>
+          <w:b/>
+          <w:lang w:val="gu_IN" w:bidi="gu_IN"/>
+        </w:rPr>
         <w:t>"એક કે જે ભૂંડું કરે છે તેણે ઈશ્વરને જોયા નથી"</w:t>
       </w:r>
     </w:p>
@@ -2535,6 +2805,21 @@
           <w:b/>
           <w:lang w:val="gu_IN" w:bidi="gu_IN"/>
         </w:rPr>
+        <w:t>καὶ ὑπὸ αὐτῆς τῆς ἀληθείας</w:t>
+      </w:r>
+    </w:p>
+    <w:p>
+      <w:pPr/>
+      <w:r>
+        <w:rPr>
+          <w:lang w:val="gu_IN" w:bidi="gu_IN"/>
+        </w:rPr>
+      </w:r>
+      <w:r>
+        <w:rPr>
+          <w:b/>
+          <w:lang w:val="gu_IN" w:bidi="gu_IN"/>
+        </w:rPr>
         <w:t>"સ્વયં સત્ય પણ &amp; અને &amp; તને"</w:t>
       </w:r>
     </w:p>
@@ -2610,6 +2895,21 @@
           <w:b/>
           <w:lang w:val="gu_IN" w:bidi="gu_IN"/>
         </w:rPr>
+        <w:t>ὑπὸ αὐτῆς τῆς ἀληθείας</w:t>
+      </w:r>
+    </w:p>
+    <w:p>
+      <w:pPr/>
+      <w:r>
+        <w:rPr>
+          <w:lang w:val="gu_IN" w:bidi="gu_IN"/>
+        </w:rPr>
+      </w:r>
+      <w:r>
+        <w:rPr>
+          <w:b/>
+          <w:lang w:val="gu_IN" w:bidi="gu_IN"/>
+        </w:rPr>
         <w:t>"સ્વયં સત્ય પણ &amp; તને"</w:t>
       </w:r>
     </w:p>
@@ -2711,6 +3011,21 @@
           <w:b/>
           <w:lang w:val="gu_IN" w:bidi="gu_IN"/>
         </w:rPr>
+        <w:t>ἡμεῖς &amp; μαρτυροῦμεν &amp; ἡμῶν</w:t>
+      </w:r>
+    </w:p>
+    <w:p>
+      <w:pPr/>
+      <w:r>
+        <w:rPr>
+          <w:lang w:val="gu_IN" w:bidi="gu_IN"/>
+        </w:rPr>
+      </w:r>
+      <w:r>
+        <w:rPr>
+          <w:b/>
+          <w:lang w:val="gu_IN" w:bidi="gu_IN"/>
+        </w:rPr>
         <w:t>"અમે"</w:t>
       </w:r>
     </w:p>
@@ -2786,6 +3101,21 @@
           <w:b/>
           <w:lang w:val="gu_IN" w:bidi="gu_IN"/>
         </w:rPr>
+        <w:t>διὰ μέλανος καὶ καλάμου</w:t>
+      </w:r>
+    </w:p>
+    <w:p>
+      <w:pPr/>
+      <w:r>
+        <w:rPr>
+          <w:lang w:val="gu_IN" w:bidi="gu_IN"/>
+        </w:rPr>
+      </w:r>
+      <w:r>
+        <w:rPr>
+          <w:b/>
+          <w:lang w:val="gu_IN" w:bidi="gu_IN"/>
+        </w:rPr>
         <w:t>"લખવાની છે &amp; હું તે તને સ્યાહી અને કલમથી &amp; માંગતો નથી"</w:t>
       </w:r>
     </w:p>
@@ -2874,6 +3204,21 @@
           <w:b/>
           <w:lang w:val="gu_IN" w:bidi="gu_IN"/>
         </w:rPr>
+        <w:t>στόμα πρὸς στόμα</w:t>
+      </w:r>
+    </w:p>
+    <w:p>
+      <w:pPr/>
+      <w:r>
+        <w:rPr>
+          <w:lang w:val="gu_IN" w:bidi="gu_IN"/>
+        </w:rPr>
+      </w:r>
+      <w:r>
+        <w:rPr>
+          <w:b/>
+          <w:lang w:val="gu_IN" w:bidi="gu_IN"/>
+        </w:rPr>
         <w:t>"મોઢામોઢા"</w:t>
       </w:r>
     </w:p>
@@ -2950,6 +3295,21 @@
           <w:b/>
           <w:lang w:val="gu_IN" w:bidi="gu_IN"/>
         </w:rPr>
+        <w:t>εἰρήνη σοι</w:t>
+      </w:r>
+    </w:p>
+    <w:p>
+      <w:pPr/>
+      <w:r>
+        <w:rPr>
+          <w:lang w:val="gu_IN" w:bidi="gu_IN"/>
+        </w:rPr>
+      </w:r>
+      <w:r>
+        <w:rPr>
+          <w:b/>
+          <w:lang w:val="gu_IN" w:bidi="gu_IN"/>
+        </w:rPr>
         <w:t>"શાંતિ થાઓ &amp; તને"</w:t>
       </w:r>
     </w:p>
@@ -3013,6 +3373,21 @@
           <w:b/>
           <w:lang w:val="gu_IN" w:bidi="gu_IN"/>
         </w:rPr>
+        <w:t>ἀσπάζονταί σε οἱ φίλοι</w:t>
+      </w:r>
+    </w:p>
+    <w:p>
+      <w:pPr/>
+      <w:r>
+        <w:rPr>
+          <w:lang w:val="gu_IN" w:bidi="gu_IN"/>
+        </w:rPr>
+      </w:r>
+      <w:r>
+        <w:rPr>
+          <w:b/>
+          <w:lang w:val="gu_IN" w:bidi="gu_IN"/>
+        </w:rPr>
         <w:t>"તને &amp; મિત્રો &amp; સલામ પાઠવે છે"</w:t>
       </w:r>
     </w:p>
@@ -3062,6 +3437,21 @@
         <w:rPr>
           <w:lang w:val="gu_IN" w:bidi="gu_IN"/>
         </w:rPr>
+      </w:r>
+    </w:p>
+    <w:p>
+      <w:pPr/>
+      <w:r>
+        <w:rPr>
+          <w:lang w:val="gu_IN" w:bidi="gu_IN"/>
+        </w:rPr>
+      </w:r>
+      <w:r>
+        <w:rPr>
+          <w:b/>
+          <w:lang w:val="gu_IN" w:bidi="gu_IN"/>
+        </w:rPr>
+        <w:t>ἀσπάζου τοὺς φίλους</w:t>
       </w:r>
     </w:p>
     <w:p>

--- a/guj/docx/64.content.docx
+++ b/guj/docx/64.content.docx
@@ -997,6 +997,21 @@
           <w:b/>
           <w:lang w:val="gu_IN" w:bidi="gu_IN"/>
         </w:rPr>
+        <w:t>σὺ ἐν ἀληθείᾳ περιπατεῖς</w:t>
+      </w:r>
+    </w:p>
+    <w:p>
+      <w:pPr/>
+      <w:r>
+        <w:rPr>
+          <w:lang w:val="gu_IN" w:bidi="gu_IN"/>
+        </w:rPr>
+      </w:r>
+      <w:r>
+        <w:rPr>
+          <w:b/>
+          <w:lang w:val="gu_IN" w:bidi="gu_IN"/>
+        </w:rPr>
         <w:t>"તું સત્યમાં ચાલે છે"</w:t>
       </w:r>
     </w:p>
@@ -1525,6 +1540,21 @@
           <w:b/>
           <w:lang w:val="gu_IN" w:bidi="gu_IN"/>
         </w:rPr>
+        <w:t>ἵνα συνεργοὶ γινώμεθα τῇ ἀληθείᾳ</w:t>
+      </w:r>
+    </w:p>
+    <w:p>
+      <w:pPr/>
+      <w:r>
+        <w:rPr>
+          <w:lang w:val="gu_IN" w:bidi="gu_IN"/>
+        </w:rPr>
+      </w:r>
+      <w:r>
+        <w:rPr>
+          <w:b/>
+          <w:lang w:val="gu_IN" w:bidi="gu_IN"/>
+        </w:rPr>
         <w:t>"જેથી કે આપણે સત્યના માટે સાથી કાર્યકર્તાઓ બનીએ"</w:t>
       </w:r>
     </w:p>
@@ -1763,6 +1793,21 @@
           <w:b/>
           <w:lang w:val="gu_IN" w:bidi="gu_IN"/>
         </w:rPr>
+        <w:t>Διοτρέφης</w:t>
+      </w:r>
+    </w:p>
+    <w:p>
+      <w:pPr/>
+      <w:r>
+        <w:rPr>
+          <w:lang w:val="gu_IN" w:bidi="gu_IN"/>
+        </w:rPr>
+      </w:r>
+      <w:r>
+        <w:rPr>
+          <w:b/>
+          <w:lang w:val="gu_IN" w:bidi="gu_IN"/>
+        </w:rPr>
         <w:t>"દિયોત્રેફેસ"</w:t>
       </w:r>
     </w:p>
@@ -1838,6 +1883,21 @@
           <w:b/>
           <w:lang w:val="gu_IN" w:bidi="gu_IN"/>
         </w:rPr>
+        <w:t>ὁ φιλοπρωτεύων αὐτῶν</w:t>
+      </w:r>
+    </w:p>
+    <w:p>
+      <w:pPr/>
+      <w:r>
+        <w:rPr>
+          <w:lang w:val="gu_IN" w:bidi="gu_IN"/>
+        </w:rPr>
+      </w:r>
+      <w:r>
+        <w:rPr>
+          <w:b/>
+          <w:lang w:val="gu_IN" w:bidi="gu_IN"/>
+        </w:rPr>
         <w:t>"તેઓમાં મુખ્ય થવા ચાહે છે"</w:t>
       </w:r>
     </w:p>
@@ -2655,6 +2715,21 @@
           <w:b/>
           <w:lang w:val="gu_IN" w:bidi="gu_IN"/>
         </w:rPr>
+        <w:t>Δημητρίῳ μεμαρτύρηται ὑπὸ πάντων</w:t>
+      </w:r>
+    </w:p>
+    <w:p>
+      <w:pPr/>
+      <w:r>
+        <w:rPr>
+          <w:lang w:val="gu_IN" w:bidi="gu_IN"/>
+        </w:rPr>
+      </w:r>
+      <w:r>
+        <w:rPr>
+          <w:b/>
+          <w:lang w:val="gu_IN" w:bidi="gu_IN"/>
+        </w:rPr>
         <w:t>"દેમેત્રિયસ વિષે સઘળાં &amp; સાક્ષી આપે છે"</w:t>
       </w:r>
     </w:p>
@@ -2716,6 +2791,21 @@
         <w:rPr>
           <w:lang w:val="gu_IN" w:bidi="gu_IN"/>
         </w:rPr>
+      </w:r>
+    </w:p>
+    <w:p>
+      <w:pPr/>
+      <w:r>
+        <w:rPr>
+          <w:lang w:val="gu_IN" w:bidi="gu_IN"/>
+        </w:rPr>
+      </w:r>
+      <w:r>
+        <w:rPr>
+          <w:b/>
+          <w:lang w:val="gu_IN" w:bidi="gu_IN"/>
+        </w:rPr>
+        <w:t>Δημητρίῳ</w:t>
       </w:r>
     </w:p>
     <w:p>
